--- a/design/templates/briefing.docx
+++ b/design/templates/briefing.docx
@@ -162,7 +162,7 @@
     </w:p>
     <w:p>
       <w:r>
-        <w:t xml:space="preserve">美元中间价：{{fx_usdcny}}</w:t>
+        <w:t xml:space="preserve">USD/CNY 参考汇率：{{fx_usdcny}}</w:t>
       </w:r>
     </w:p>
     <w:p>
